--- a/app/templates/relat/relat_template.docx
+++ b/app/templates/relat/relat_template.docx
@@ -1410,8 +1410,10 @@
           <w:sz w:val="16"/>
           <w:szCs w:val="16"/>
         </w:rPr>
-        <w:t>Informações complementares - MarcFort</w:t>
-      </w:r>
+        <w:t>Informações complementares</w:t>
+      </w:r>
+      <w:bookmarkStart w:id="1" w:name="_GoBack"/>
+      <w:bookmarkEnd w:id="1"/>
     </w:p>
     <w:tbl>
       <w:tblPr>
@@ -2634,7 +2636,7 @@
         </w:rPr>
         <w:t xml:space="preserve">Ensaio de Bloco </w:t>
       </w:r>
-      <w:bookmarkStart w:id="1" w:name="_Hlk125049642"/>
+      <w:bookmarkStart w:id="2" w:name="_Hlk125049642"/>
       <w:r>
         <w:rPr>
           <w:rFonts w:ascii="Arial" w:hAnsi="Arial" w:cs="Arial"/>
@@ -2684,7 +2686,7 @@
         </w:rPr>
         <w:t xml:space="preserve"> cm</w:t>
       </w:r>
-      <w:bookmarkEnd w:id="1"/>
+      <w:bookmarkEnd w:id="2"/>
       <w:r>
         <w:rPr>
           <w:rFonts w:ascii="Arial" w:hAnsi="Arial" w:cs="Arial"/>
@@ -10980,7 +10982,21 @@
                 <w:b/>
                 <w:color w:val="FFFFFF" w:themeColor="background1"/>
               </w:rPr>
-              <w:t>ica de compressão</w:t>
+              <w:t>ica</w:t>
+            </w:r>
+            <w:r>
+              <w:rPr>
+                <w:b/>
+                <w:color w:val="FFFFFF" w:themeColor="background1"/>
+              </w:rPr>
+              <w:t xml:space="preserve"> </w:t>
+            </w:r>
+            <w:r>
+              <w:rPr>
+                <w:b/>
+                <w:color w:val="FFFFFF" w:themeColor="background1"/>
+              </w:rPr>
+              <w:t>compressão</w:t>
             </w:r>
           </w:p>
         </w:tc>
@@ -11363,8 +11379,6 @@
         </w:rPr>
         <w:t xml:space="preserve"> </w:t>
       </w:r>
-      <w:bookmarkStart w:id="2" w:name="_GoBack"/>
-      <w:bookmarkEnd w:id="2"/>
     </w:p>
     <w:p>
       <w:pPr>
@@ -12916,7 +12930,7 @@
             </wp:anchor>
           </w:drawing>
         </mc:Choice>
-        <mc:Fallback xmlns:w16sdtdh="http://schemas.microsoft.com/office/word/2020/wordml/sdtdatahash" xmlns:w16="http://schemas.microsoft.com/office/word/2018/wordml" xmlns:w16cid="http://schemas.microsoft.com/office/word/2016/wordml/cid" xmlns:w16cex="http://schemas.microsoft.com/office/word/2018/wordml/cex" xmlns:am3d="http://schemas.microsoft.com/office/drawing/2017/model3d" xmlns:aink="http://schemas.microsoft.com/office/drawing/2016/ink" xmlns:cx8="http://schemas.microsoft.com/office/drawing/2016/5/14/chartex" xmlns:cx7="http://schemas.microsoft.com/office/drawing/2016/5/13/chartex" xmlns:cx6="http://schemas.microsoft.com/office/drawing/2016/5/12/chartex" xmlns:cx5="http://schemas.microsoft.com/office/drawing/2016/5/11/chartex" xmlns:cx4="http://schemas.microsoft.com/office/drawing/2016/5/10/chartex" xmlns:cx3="http://schemas.microsoft.com/office/drawing/2016/5/9/chartex" xmlns:cx2="http://schemas.microsoft.com/office/drawing/2015/10/21/chartex" xmlns:cx1="http://schemas.microsoft.com/office/drawing/2015/9/8/chartex">
+        <mc:Fallback xmlns:cx1="http://schemas.microsoft.com/office/drawing/2015/9/8/chartex" xmlns:cx2="http://schemas.microsoft.com/office/drawing/2015/10/21/chartex" xmlns:cx3="http://schemas.microsoft.com/office/drawing/2016/5/9/chartex" xmlns:cx4="http://schemas.microsoft.com/office/drawing/2016/5/10/chartex" xmlns:cx5="http://schemas.microsoft.com/office/drawing/2016/5/11/chartex" xmlns:cx6="http://schemas.microsoft.com/office/drawing/2016/5/12/chartex" xmlns:cx7="http://schemas.microsoft.com/office/drawing/2016/5/13/chartex" xmlns:cx8="http://schemas.microsoft.com/office/drawing/2016/5/14/chartex" xmlns:aink="http://schemas.microsoft.com/office/drawing/2016/ink" xmlns:am3d="http://schemas.microsoft.com/office/drawing/2017/model3d" xmlns:w16cex="http://schemas.microsoft.com/office/word/2018/wordml/cex" xmlns:w16cid="http://schemas.microsoft.com/office/word/2016/wordml/cid" xmlns:w16="http://schemas.microsoft.com/office/word/2018/wordml" xmlns:w16sdtdh="http://schemas.microsoft.com/office/word/2020/wordml/sdtdatahash">
           <w:pict>
             <v:line w14:anchorId="61A4C2B7" id="Line 3" o:spid="_x0000_s1026" style="position:absolute;z-index:-16171520;visibility:visible;mso-wrap-style:square;mso-width-percent:0;mso-height-percent:0;mso-wrap-distance-left:9pt;mso-wrap-distance-top:0;mso-wrap-distance-right:9pt;mso-wrap-distance-bottom:0;mso-position-horizontal:absolute;mso-position-horizontal-relative:page;mso-position-vertical:absolute;mso-position-vertical-relative:page;mso-width-percent:0;mso-height-percent:0;mso-width-relative:page;mso-height-relative:page" from="35.45pt,93.75pt" to="539.45pt,93.75pt" o:gfxdata="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">
               <w10:wrap anchorx="page" anchory="page"/>
@@ -15911,7 +15925,7 @@
 </file>
 
 <file path=customXml/itemProps1.xml><?xml version="1.0" encoding="utf-8"?>
-<ds:datastoreItem xmlns:ds="http://schemas.openxmlformats.org/officeDocument/2006/customXml" ds:itemID="{C075C85F-691C-4B16-BF49-66C71A440530}">
+<ds:datastoreItem xmlns:ds="http://schemas.openxmlformats.org/officeDocument/2006/customXml" ds:itemID="{C3FB4850-E3FC-4E0A-80F7-8D2E32D81C21}">
   <ds:schemaRefs>
     <ds:schemaRef ds:uri="http://schemas.openxmlformats.org/officeDocument/2006/bibliography"/>
   </ds:schemaRefs>

--- a/app/templates/relat/relat_template.docx
+++ b/app/templates/relat/relat_template.docx
@@ -1412,8 +1412,6 @@
         </w:rPr>
         <w:t>Informações complementares</w:t>
       </w:r>
-      <w:bookmarkStart w:id="1" w:name="_GoBack"/>
-      <w:bookmarkEnd w:id="1"/>
     </w:p>
     <w:tbl>
       <w:tblPr>
@@ -2636,7 +2634,7 @@
         </w:rPr>
         <w:t xml:space="preserve">Ensaio de Bloco </w:t>
       </w:r>
-      <w:bookmarkStart w:id="2" w:name="_Hlk125049642"/>
+      <w:bookmarkStart w:id="1" w:name="_Hlk125049642"/>
       <w:r>
         <w:rPr>
           <w:rFonts w:ascii="Arial" w:hAnsi="Arial" w:cs="Arial"/>
@@ -2686,7 +2684,7 @@
         </w:rPr>
         <w:t xml:space="preserve"> cm</w:t>
       </w:r>
-      <w:bookmarkEnd w:id="2"/>
+      <w:bookmarkEnd w:id="1"/>
       <w:r>
         <w:rPr>
           <w:rFonts w:ascii="Arial" w:hAnsi="Arial" w:cs="Arial"/>
@@ -10989,6 +10987,13 @@
                 <w:b/>
                 <w:color w:val="FFFFFF" w:themeColor="background1"/>
               </w:rPr>
+              <w:t xml:space="preserve"> à</w:t>
+            </w:r>
+            <w:r>
+              <w:rPr>
+                <w:b/>
+                <w:color w:val="FFFFFF" w:themeColor="background1"/>
+              </w:rPr>
               <w:t xml:space="preserve"> </w:t>
             </w:r>
             <w:r>
@@ -10998,6 +11003,15 @@
               </w:rPr>
               <w:t>compressão</w:t>
             </w:r>
+            <w:r>
+              <w:rPr>
+                <w:b/>
+                <w:color w:val="FFFFFF" w:themeColor="background1"/>
+              </w:rPr>
+              <w:t xml:space="preserve"> axial</w:t>
+            </w:r>
+            <w:bookmarkStart w:id="2" w:name="_GoBack"/>
+            <w:bookmarkEnd w:id="2"/>
           </w:p>
         </w:tc>
       </w:tr>
@@ -12471,7 +12485,7 @@
                               <w:noProof/>
                               <w:sz w:val="24"/>
                             </w:rPr>
-                            <w:t>6</w:t>
+                            <w:t>5</w:t>
                           </w:r>
                           <w:r>
                             <w:fldChar w:fldCharType="end"/>
@@ -12531,7 +12545,7 @@
                         <w:noProof/>
                         <w:sz w:val="24"/>
                       </w:rPr>
-                      <w:t>6</w:t>
+                      <w:t>5</w:t>
                     </w:r>
                     <w:r>
                       <w:fldChar w:fldCharType="end"/>
@@ -12930,7 +12944,7 @@
             </wp:anchor>
           </w:drawing>
         </mc:Choice>
-        <mc:Fallback xmlns:cx1="http://schemas.microsoft.com/office/drawing/2015/9/8/chartex" xmlns:cx2="http://schemas.microsoft.com/office/drawing/2015/10/21/chartex" xmlns:cx3="http://schemas.microsoft.com/office/drawing/2016/5/9/chartex" xmlns:cx4="http://schemas.microsoft.com/office/drawing/2016/5/10/chartex" xmlns:cx5="http://schemas.microsoft.com/office/drawing/2016/5/11/chartex" xmlns:cx6="http://schemas.microsoft.com/office/drawing/2016/5/12/chartex" xmlns:cx7="http://schemas.microsoft.com/office/drawing/2016/5/13/chartex" xmlns:cx8="http://schemas.microsoft.com/office/drawing/2016/5/14/chartex" xmlns:aink="http://schemas.microsoft.com/office/drawing/2016/ink" xmlns:am3d="http://schemas.microsoft.com/office/drawing/2017/model3d" xmlns:w16cex="http://schemas.microsoft.com/office/word/2018/wordml/cex" xmlns:w16cid="http://schemas.microsoft.com/office/word/2016/wordml/cid" xmlns:w16="http://schemas.microsoft.com/office/word/2018/wordml" xmlns:w16sdtdh="http://schemas.microsoft.com/office/word/2020/wordml/sdtdatahash">
+        <mc:Fallback xmlns:w16sdtdh="http://schemas.microsoft.com/office/word/2020/wordml/sdtdatahash" xmlns:w16="http://schemas.microsoft.com/office/word/2018/wordml" xmlns:w16cid="http://schemas.microsoft.com/office/word/2016/wordml/cid" xmlns:w16cex="http://schemas.microsoft.com/office/word/2018/wordml/cex" xmlns:am3d="http://schemas.microsoft.com/office/drawing/2017/model3d" xmlns:aink="http://schemas.microsoft.com/office/drawing/2016/ink" xmlns:cx8="http://schemas.microsoft.com/office/drawing/2016/5/14/chartex" xmlns:cx7="http://schemas.microsoft.com/office/drawing/2016/5/13/chartex" xmlns:cx6="http://schemas.microsoft.com/office/drawing/2016/5/12/chartex" xmlns:cx5="http://schemas.microsoft.com/office/drawing/2016/5/11/chartex" xmlns:cx4="http://schemas.microsoft.com/office/drawing/2016/5/10/chartex" xmlns:cx3="http://schemas.microsoft.com/office/drawing/2016/5/9/chartex" xmlns:cx2="http://schemas.microsoft.com/office/drawing/2015/10/21/chartex" xmlns:cx1="http://schemas.microsoft.com/office/drawing/2015/9/8/chartex">
           <w:pict>
             <v:line w14:anchorId="61A4C2B7" id="Line 3" o:spid="_x0000_s1026" style="position:absolute;z-index:-16171520;visibility:visible;mso-wrap-style:square;mso-width-percent:0;mso-height-percent:0;mso-wrap-distance-left:9pt;mso-wrap-distance-top:0;mso-wrap-distance-right:9pt;mso-wrap-distance-bottom:0;mso-position-horizontal:absolute;mso-position-horizontal-relative:page;mso-position-vertical:absolute;mso-position-vertical-relative:page;mso-width-percent:0;mso-height-percent:0;mso-width-relative:page;mso-height-relative:page" from="35.45pt,93.75pt" to="539.45pt,93.75pt" o:gfxdata="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">
               <w10:wrap anchorx="page" anchory="page"/>
@@ -15925,7 +15939,7 @@
 </file>
 
 <file path=customXml/itemProps1.xml><?xml version="1.0" encoding="utf-8"?>
-<ds:datastoreItem xmlns:ds="http://schemas.openxmlformats.org/officeDocument/2006/customXml" ds:itemID="{C3FB4850-E3FC-4E0A-80F7-8D2E32D81C21}">
+<ds:datastoreItem xmlns:ds="http://schemas.openxmlformats.org/officeDocument/2006/customXml" ds:itemID="{54FA882B-F629-49B8-A980-7217BE1016D4}">
   <ds:schemaRefs>
     <ds:schemaRef ds:uri="http://schemas.openxmlformats.org/officeDocument/2006/bibliography"/>
   </ds:schemaRefs>

--- a/app/templates/relat/relat_template.docx
+++ b/app/templates/relat/relat_template.docx
@@ -730,21 +730,37 @@
           <w:sz w:val="24"/>
           <w:szCs w:val="24"/>
         </w:rPr>
-        <w:t xml:space="preserve">estrutura de laboratório Móvel | InterCement e com ensaios executados em suas respectivas idades, base aos critérios de </w:t>
+        <w:t>estrutura de laboratório Móvel | InterCement e com ensaios executados em suas respectivas idades, base aos critérios d</w:t>
+      </w:r>
+      <w:r>
+        <w:rPr>
+          <w:rFonts w:ascii="Arial" w:hAnsi="Arial" w:cs="Arial"/>
+          <w:sz w:val="24"/>
+          <w:szCs w:val="24"/>
+        </w:rPr>
+        <w:t>a</w:t>
+      </w:r>
+      <w:r>
+        <w:rPr>
+          <w:rFonts w:ascii="Arial" w:hAnsi="Arial" w:cs="Arial"/>
+          <w:sz w:val="24"/>
+          <w:szCs w:val="24"/>
+        </w:rPr>
+        <w:t xml:space="preserve"> </w:t>
       </w:r>
       <w:r>
         <w:rPr>
           <w:bCs/>
           <w:sz w:val="24"/>
         </w:rPr>
-        <w:t>norma ABNT NBR 12118 e</w:t>
+        <w:t xml:space="preserve">norma </w:t>
       </w:r>
       <w:r>
         <w:rPr>
           <w:bCs/>
           <w:sz w:val="24"/>
         </w:rPr>
-        <w:t xml:space="preserve"> ABNT NBR 6136</w:t>
+        <w:t>ABNT NBR 6136</w:t>
       </w:r>
       <w:r>
         <w:rPr>
@@ -1323,7 +1339,54 @@
           <w:sz w:val="24"/>
         </w:rPr>
         <w:lastRenderedPageBreak/>
-        <w:t>referenciar os exemplares durante os ensaios a compressão conforme norma ABNT NBR 12118 e análise dimensional.</w:t>
+        <w:t xml:space="preserve">referenciar os exemplares durante os ensaios a compressão conforme norma ABNT NBR </w:t>
+      </w:r>
+      <w:r>
+        <w:rPr>
+          <w:bCs/>
+          <w:sz w:val="24"/>
+        </w:rPr>
+        <w:t>6136</w:t>
+      </w:r>
+    </w:p>
+    <w:p>
+      <w:pPr>
+        <w:tabs>
+          <w:tab w:val="left" w:pos="468"/>
+        </w:tabs>
+        <w:spacing w:line="360" w:lineRule="auto"/>
+        <w:rPr>
+          <w:bCs/>
+          <w:sz w:val="24"/>
+        </w:rPr>
+      </w:pPr>
+      <w:r>
+        <w:rPr>
+          <w:bCs/>
+          <w:sz w:val="24"/>
+        </w:rPr>
+        <w:t xml:space="preserve"> (</w:t>
+      </w:r>
+      <w:r>
+        <w:rPr>
+          <w:bCs/>
+          <w:sz w:val="24"/>
+        </w:rPr>
+        <w:t>2026</w:t>
+      </w:r>
+      <w:r>
+        <w:rPr>
+          <w:bCs/>
+          <w:sz w:val="24"/>
+        </w:rPr>
+        <w:t xml:space="preserve">) </w:t>
+      </w:r>
+      <w:r>
+        <w:rPr>
+          <w:bCs/>
+          <w:sz w:val="24"/>
+        </w:rPr>
+        <w:t xml:space="preserve"> e análise dimensional.</w:t>
       </w:r>
     </w:p>
     <w:p>
@@ -2491,7 +2554,39 @@
           <w:b w:val="0"/>
           <w:bCs w:val="0"/>
         </w:rPr>
-        <w:t xml:space="preserve">de acordo com a ABNT NBR 12118 (2013). </w:t>
+        <w:t xml:space="preserve">de acordo com a ABNT NBR </w:t>
+      </w:r>
+      <w:r>
+        <w:rPr>
+          <w:rFonts w:eastAsia="Arial MT"/>
+          <w:b w:val="0"/>
+          <w:bCs w:val="0"/>
+        </w:rPr>
+        <w:t>6136</w:t>
+      </w:r>
+      <w:r>
+        <w:rPr>
+          <w:rFonts w:eastAsia="Arial MT"/>
+          <w:b w:val="0"/>
+          <w:bCs w:val="0"/>
+        </w:rPr>
+        <w:t xml:space="preserve"> (20</w:t>
+      </w:r>
+      <w:r>
+        <w:rPr>
+          <w:rFonts w:eastAsia="Arial MT"/>
+          <w:b w:val="0"/>
+          <w:bCs w:val="0"/>
+        </w:rPr>
+        <w:t>26</w:t>
+      </w:r>
+      <w:r>
+        <w:rPr>
+          <w:rFonts w:eastAsia="Arial MT"/>
+          <w:b w:val="0"/>
+          <w:bCs w:val="0"/>
+        </w:rPr>
+        <w:t xml:space="preserve">). </w:t>
       </w:r>
       <w:r>
         <w:rPr>
@@ -3635,7 +3730,15 @@
                 <w:sz w:val="16"/>
                 <w:szCs w:val="16"/>
               </w:rPr>
-              <w:t>NBR 6136/16</w:t>
+              <w:t xml:space="preserve">NBR </w:t>
+            </w:r>
+            <w:r>
+              <w:rPr>
+                <w:rFonts w:ascii="Arial" w:hAnsi="Arial" w:cs="Arial"/>
+                <w:sz w:val="16"/>
+                <w:szCs w:val="16"/>
+              </w:rPr>
+              <w:t>6136/26</w:t>
             </w:r>
           </w:p>
         </w:tc>
@@ -10354,7 +10457,25 @@
           <w:sz w:val="24"/>
           <w:szCs w:val="24"/>
         </w:rPr>
-        <w:t xml:space="preserve"> a ABNT NBR 6136 (2016) - Blocos Vazados de Concreto Simples para Alvenaria quanto a </w:t>
+        <w:t xml:space="preserve"> a ABNT NBR 6136 (20</w:t>
+      </w:r>
+      <w:r>
+        <w:rPr>
+          <w:rFonts w:ascii="Arial" w:hAnsi="Arial" w:cs="Arial"/>
+          <w:sz w:val="24"/>
+          <w:szCs w:val="24"/>
+        </w:rPr>
+        <w:t>2</w:t>
+      </w:r>
+      <w:bookmarkStart w:id="2" w:name="_GoBack"/>
+      <w:bookmarkEnd w:id="2"/>
+      <w:r>
+        <w:rPr>
+          <w:rFonts w:ascii="Arial" w:hAnsi="Arial" w:cs="Arial"/>
+          <w:sz w:val="24"/>
+          <w:szCs w:val="24"/>
+        </w:rPr>
+        <w:t xml:space="preserve">6) - Blocos Vazados de Concreto Simples para Alvenaria quanto a </w:t>
       </w:r>
       <w:r>
         <w:rPr>
@@ -11010,8 +11131,6 @@
               </w:rPr>
               <w:t xml:space="preserve"> axial</w:t>
             </w:r>
-            <w:bookmarkStart w:id="2" w:name="_GoBack"/>
-            <w:bookmarkEnd w:id="2"/>
           </w:p>
         </w:tc>
       </w:tr>
@@ -12485,7 +12604,7 @@
                               <w:noProof/>
                               <w:sz w:val="24"/>
                             </w:rPr>
-                            <w:t>5</w:t>
+                            <w:t>6</w:t>
                           </w:r>
                           <w:r>
                             <w:fldChar w:fldCharType="end"/>
@@ -12545,7 +12664,7 @@
                         <w:noProof/>
                         <w:sz w:val="24"/>
                       </w:rPr>
-                      <w:t>5</w:t>
+                      <w:t>6</w:t>
                     </w:r>
                     <w:r>
                       <w:fldChar w:fldCharType="end"/>
@@ -15939,7 +16058,7 @@
 </file>
 
 <file path=customXml/itemProps1.xml><?xml version="1.0" encoding="utf-8"?>
-<ds:datastoreItem xmlns:ds="http://schemas.openxmlformats.org/officeDocument/2006/customXml" ds:itemID="{54FA882B-F629-49B8-A980-7217BE1016D4}">
+<ds:datastoreItem xmlns:ds="http://schemas.openxmlformats.org/officeDocument/2006/customXml" ds:itemID="{95BC6026-0BB2-4859-9FC0-B95652388482}">
   <ds:schemaRefs>
     <ds:schemaRef ds:uri="http://schemas.openxmlformats.org/officeDocument/2006/bibliography"/>
   </ds:schemaRefs>

--- a/app/templates/relat/relat_template.docx
+++ b/app/templates/relat/relat_template.docx
@@ -10467,8 +10467,6 @@
         </w:rPr>
         <w:t>2</w:t>
       </w:r>
-      <w:bookmarkStart w:id="2" w:name="_GoBack"/>
-      <w:bookmarkEnd w:id="2"/>
       <w:r>
         <w:rPr>
           <w:rFonts w:ascii="Arial" w:hAnsi="Arial" w:cs="Arial"/>
@@ -11052,7 +11050,23 @@
                 <w:b/>
                 <w:color w:val="FFFFFF" w:themeColor="background1"/>
               </w:rPr>
-              <w:t>NBR 6136/16</w:t>
+              <w:t>NBR 6136/</w:t>
+            </w:r>
+            <w:r>
+              <w:rPr>
+                <w:rFonts w:ascii="Arial" w:hAnsi="Arial" w:cs="Arial"/>
+                <w:b/>
+                <w:color w:val="FFFFFF" w:themeColor="background1"/>
+              </w:rPr>
+              <w:t>2</w:t>
+            </w:r>
+            <w:r>
+              <w:rPr>
+                <w:rFonts w:ascii="Arial" w:hAnsi="Arial" w:cs="Arial"/>
+                <w:b/>
+                <w:color w:val="FFFFFF" w:themeColor="background1"/>
+              </w:rPr>
+              <w:t>6</w:t>
             </w:r>
           </w:p>
         </w:tc>
@@ -11240,6 +11254,8 @@
                 <w:b/>
               </w:rPr>
             </w:pPr>
+            <w:bookmarkStart w:id="2" w:name="_GoBack"/>
+            <w:bookmarkEnd w:id="2"/>
           </w:p>
         </w:tc>
       </w:tr>
@@ -13063,7 +13079,7 @@
             </wp:anchor>
           </w:drawing>
         </mc:Choice>
-        <mc:Fallback xmlns:w16sdtdh="http://schemas.microsoft.com/office/word/2020/wordml/sdtdatahash" xmlns:w16="http://schemas.microsoft.com/office/word/2018/wordml" xmlns:w16cid="http://schemas.microsoft.com/office/word/2016/wordml/cid" xmlns:w16cex="http://schemas.microsoft.com/office/word/2018/wordml/cex" xmlns:am3d="http://schemas.microsoft.com/office/drawing/2017/model3d" xmlns:aink="http://schemas.microsoft.com/office/drawing/2016/ink" xmlns:cx8="http://schemas.microsoft.com/office/drawing/2016/5/14/chartex" xmlns:cx7="http://schemas.microsoft.com/office/drawing/2016/5/13/chartex" xmlns:cx6="http://schemas.microsoft.com/office/drawing/2016/5/12/chartex" xmlns:cx5="http://schemas.microsoft.com/office/drawing/2016/5/11/chartex" xmlns:cx4="http://schemas.microsoft.com/office/drawing/2016/5/10/chartex" xmlns:cx3="http://schemas.microsoft.com/office/drawing/2016/5/9/chartex" xmlns:cx2="http://schemas.microsoft.com/office/drawing/2015/10/21/chartex" xmlns:cx1="http://schemas.microsoft.com/office/drawing/2015/9/8/chartex">
+        <mc:Fallback xmlns:cx1="http://schemas.microsoft.com/office/drawing/2015/9/8/chartex" xmlns:cx2="http://schemas.microsoft.com/office/drawing/2015/10/21/chartex" xmlns:cx3="http://schemas.microsoft.com/office/drawing/2016/5/9/chartex" xmlns:cx4="http://schemas.microsoft.com/office/drawing/2016/5/10/chartex" xmlns:cx5="http://schemas.microsoft.com/office/drawing/2016/5/11/chartex" xmlns:cx6="http://schemas.microsoft.com/office/drawing/2016/5/12/chartex" xmlns:cx7="http://schemas.microsoft.com/office/drawing/2016/5/13/chartex" xmlns:cx8="http://schemas.microsoft.com/office/drawing/2016/5/14/chartex" xmlns:aink="http://schemas.microsoft.com/office/drawing/2016/ink" xmlns:am3d="http://schemas.microsoft.com/office/drawing/2017/model3d" xmlns:w16cex="http://schemas.microsoft.com/office/word/2018/wordml/cex" xmlns:w16cid="http://schemas.microsoft.com/office/word/2016/wordml/cid" xmlns:w16="http://schemas.microsoft.com/office/word/2018/wordml" xmlns:w16sdtdh="http://schemas.microsoft.com/office/word/2020/wordml/sdtdatahash">
           <w:pict>
             <v:line w14:anchorId="61A4C2B7" id="Line 3" o:spid="_x0000_s1026" style="position:absolute;z-index:-16171520;visibility:visible;mso-wrap-style:square;mso-width-percent:0;mso-height-percent:0;mso-wrap-distance-left:9pt;mso-wrap-distance-top:0;mso-wrap-distance-right:9pt;mso-wrap-distance-bottom:0;mso-position-horizontal:absolute;mso-position-horizontal-relative:page;mso-position-vertical:absolute;mso-position-vertical-relative:page;mso-width-percent:0;mso-height-percent:0;mso-width-relative:page;mso-height-relative:page" from="35.45pt,93.75pt" to="539.45pt,93.75pt" o:gfxdata="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">
               <w10:wrap anchorx="page" anchory="page"/>
@@ -16058,7 +16074,7 @@
 </file>
 
 <file path=customXml/itemProps1.xml><?xml version="1.0" encoding="utf-8"?>
-<ds:datastoreItem xmlns:ds="http://schemas.openxmlformats.org/officeDocument/2006/customXml" ds:itemID="{95BC6026-0BB2-4859-9FC0-B95652388482}">
+<ds:datastoreItem xmlns:ds="http://schemas.openxmlformats.org/officeDocument/2006/customXml" ds:itemID="{C4C698B9-4B24-4A14-9AA3-4BD24D51407D}">
   <ds:schemaRefs>
     <ds:schemaRef ds:uri="http://schemas.openxmlformats.org/officeDocument/2006/bibliography"/>
   </ds:schemaRefs>
